--- a/backend/docs/PART2_REGION_JOURNEY.docx
+++ b/backend/docs/PART2_REGION_JOURNEY.docx
@@ -20,7 +20,7 @@
           <w:iCs/>
           <w:color w:val="555555"/>
         </w:rPr>
-        <w:t xml:space="preserve">Hành trình vùng miền kể bằng cuốn nhật ký Bà viết thời trẻ · flow đã chốt và đã code · cập nhật 29/09/2026</w:t>
+        <w:t xml:space="preserve">Hành trình vùng miền kể bằng cuốn nhật ký Bà viết thời trẻ · flow đã chốt và đã code · cập nhật 28/09/2026</w:t>
       </w:r>
     </w:p>
     <w:p>
